--- a/Regex Exercice 2.docx
+++ b/Regex Exercice 2.docx
@@ -4,19 +4,18 @@
   <w:body>
     <w:p>
       <w:pPr>
-        <w:rPr>
-          <w:lang w:val="en-GB"/>
-        </w:rPr>
-      </w:pPr>
-      <w:r>
-        <w:rPr>
-          <w:lang w:val="en-GB"/>
-        </w:rPr>
-        <w:t xml:space="preserve">Regex </w:t>
-      </w:r>
-      <w:proofErr w:type="spellStart"/>
-      <w:r>
-        <w:rPr>
+        <w:jc w:val="center"/>
+        <w:rPr>
+          <w:b/>
+          <w:bCs/>
+          <w:lang w:val="en-GB"/>
+        </w:rPr>
+      </w:pPr>
+      <w:proofErr w:type="spellStart"/>
+      <w:r>
+        <w:rPr>
+          <w:b/>
+          <w:bCs/>
           <w:lang w:val="en-GB"/>
         </w:rPr>
         <w:t>Exercice</w:t>
@@ -24,102 +23,35 @@
       <w:proofErr w:type="spellEnd"/>
       <w:r>
         <w:rPr>
+          <w:b/>
+          <w:bCs/>
           <w:lang w:val="en-GB"/>
         </w:rPr>
         <w:t xml:space="preserve"> 2</w:t>
       </w:r>
-    </w:p>
-    <w:p>
-      <w:pPr>
-        <w:rPr>
-          <w:lang w:val="en-GB"/>
-        </w:rPr>
-      </w:pPr>
-      <w:r>
-        <w:rPr>
+      <w:r>
+        <w:rPr>
+          <w:b/>
+          <w:bCs/>
+          <w:lang w:val="en-GB"/>
+        </w:rPr>
+        <w:t xml:space="preserve"> -</w:t>
+      </w:r>
+      <w:r>
+        <w:rPr>
+          <w:b/>
+          <w:bCs/>
           <w:lang w:val="en-GB"/>
         </w:rPr>
         <w:t>Instructions</w:t>
       </w:r>
       <w:r>
         <w:rPr>
-          <w:lang w:val="en-GB"/>
-        </w:rPr>
-        <w:t xml:space="preserve"> (Windows 11 command prompt</w:t>
-      </w:r>
-      <w:r>
-        <w:rPr>
-          <w:lang w:val="en-GB"/>
-        </w:rPr>
-        <w:t xml:space="preserve">, la </w:t>
-      </w:r>
-      <w:proofErr w:type="spellStart"/>
-      <w:r>
-        <w:rPr>
-          <w:lang w:val="en-GB"/>
-        </w:rPr>
-        <w:t>prochaine</w:t>
-      </w:r>
-      <w:proofErr w:type="spellEnd"/>
-      <w:r>
-        <w:rPr>
-          <w:lang w:val="en-GB"/>
-        </w:rPr>
-        <w:t xml:space="preserve"> </w:t>
-      </w:r>
-      <w:proofErr w:type="spellStart"/>
-      <w:r>
-        <w:rPr>
-          <w:lang w:val="en-GB"/>
-        </w:rPr>
-        <w:t>fois</w:t>
-      </w:r>
-      <w:proofErr w:type="spellEnd"/>
-      <w:r>
-        <w:rPr>
-          <w:lang w:val="en-GB"/>
-        </w:rPr>
-        <w:t xml:space="preserve"> </w:t>
-      </w:r>
-      <w:proofErr w:type="spellStart"/>
-      <w:r>
-        <w:rPr>
-          <w:lang w:val="en-GB"/>
-        </w:rPr>
-        <w:t>ce</w:t>
-      </w:r>
-      <w:proofErr w:type="spellEnd"/>
-      <w:r>
-        <w:rPr>
-          <w:lang w:val="en-GB"/>
-        </w:rPr>
-        <w:t xml:space="preserve"> document sera </w:t>
-      </w:r>
-      <w:proofErr w:type="spellStart"/>
-      <w:r>
-        <w:rPr>
-          <w:lang w:val="en-GB"/>
-        </w:rPr>
-        <w:t>en</w:t>
-      </w:r>
-      <w:proofErr w:type="spellEnd"/>
-      <w:r>
-        <w:rPr>
-          <w:lang w:val="en-GB"/>
-        </w:rPr>
-        <w:t xml:space="preserve"> markdown!!!</w:t>
-      </w:r>
-      <w:r>
-        <w:rPr>
-          <w:lang w:val="en-GB"/>
-        </w:rPr>
-        <w:t>)</w:t>
-      </w:r>
-      <w:r>
-        <w:rPr>
-          <w:lang w:val="en-GB"/>
-        </w:rPr>
-        <w:t>:</w:t>
+          <w:b/>
+          <w:bCs/>
+          <w:lang w:val="en-GB"/>
+        </w:rPr>
+        <w:t xml:space="preserve"> (Windows 11 command prompt)</w:t>
       </w:r>
     </w:p>
     <w:p>
@@ -1029,35 +961,27 @@
       <w:pPr>
         <w:ind w:left="720"/>
         <w:rPr>
-          <w:lang w:val="en-GB"/>
-        </w:rPr>
-      </w:pPr>
-      <w:r>
-        <w:rPr>
           <w:i/>
           <w:iCs/>
           <w:lang w:val="en-GB"/>
         </w:rPr>
-        <w:t>C:\Users\cugel\OneDrive\Desktop\cegep-ste-foy\pipeline\Exercice-2\</w:t>
-      </w:r>
+      </w:pPr>
       <w:r>
         <w:rPr>
           <w:i/>
           <w:iCs/>
           <w:lang w:val="en-GB"/>
         </w:rPr>
-        <w:t xml:space="preserve"> </w:t>
+        <w:t>C:\Users\cugel\OneDrive\Desktop\cegep-ste-foy\pipeline\Exercice-2\</w:t>
       </w:r>
       <w:r>
         <w:rPr>
           <w:i/>
           <w:iCs/>
-          <w:highlight w:val="lightGray"/>
-          <w:lang w:val="en-GB"/>
-        </w:rPr>
-        <w:t xml:space="preserve">git </w:t>
-      </w:r>
-      <w:proofErr w:type="spellStart"/>
+          <w:lang w:val="en-GB"/>
+        </w:rPr>
+        <w:t xml:space="preserve"> </w:t>
+      </w:r>
       <w:r>
         <w:rPr>
           <w:i/>
@@ -1065,63 +989,198 @@
           <w:highlight w:val="lightGray"/>
           <w:lang w:val="en-GB"/>
         </w:rPr>
+        <w:t xml:space="preserve">git </w:t>
+      </w:r>
+      <w:proofErr w:type="spellStart"/>
+      <w:r>
+        <w:rPr>
+          <w:i/>
+          <w:iCs/>
+          <w:highlight w:val="lightGray"/>
+          <w:lang w:val="en-GB"/>
+        </w:rPr>
         <w:t>init</w:t>
       </w:r>
       <w:proofErr w:type="spellEnd"/>
     </w:p>
     <w:p>
       <w:pPr>
-        <w:rPr>
-          <w:lang w:val="en-GB"/>
-        </w:rPr>
-      </w:pPr>
-      <w:r>
-        <w:rPr>
-          <w:lang w:val="en-GB"/>
-        </w:rPr>
-        <w:t xml:space="preserve">OK, git status </w:t>
-      </w:r>
-      <w:proofErr w:type="spellStart"/>
-      <w:r>
-        <w:rPr>
-          <w:lang w:val="en-GB"/>
-        </w:rPr>
-        <w:t>fonctionne</w:t>
-      </w:r>
-      <w:proofErr w:type="spellEnd"/>
-      <w:r>
-        <w:rPr>
-          <w:lang w:val="en-GB"/>
-        </w:rPr>
-        <w:t xml:space="preserve">, je </w:t>
-      </w:r>
-      <w:proofErr w:type="spellStart"/>
-      <w:r>
-        <w:rPr>
-          <w:lang w:val="en-GB"/>
-        </w:rPr>
-        <w:t>peux</w:t>
-      </w:r>
-      <w:proofErr w:type="spellEnd"/>
-      <w:r>
-        <w:rPr>
-          <w:lang w:val="en-GB"/>
-        </w:rPr>
-        <w:t xml:space="preserve"> coder </w:t>
-      </w:r>
-      <w:r>
-        <w:rPr>
-          <w:lang w:val="en-GB"/>
-        </w:rPr>
-        <w:t>dans VS Studio Code</w:t>
-      </w:r>
-    </w:p>
-    <w:p>
-      <w:pPr>
-        <w:rPr>
-          <w:lang w:val="en-GB"/>
-        </w:rPr>
-      </w:pPr>
+        <w:ind w:left="720"/>
+        <w:rPr>
+          <w:i/>
+          <w:iCs/>
+          <w:lang w:val="en-GB"/>
+        </w:rPr>
+      </w:pPr>
+      <w:r>
+        <w:rPr>
+          <w:i/>
+          <w:iCs/>
+          <w:highlight w:val="lightGray"/>
+          <w:lang w:val="en-GB"/>
+        </w:rPr>
+        <w:t xml:space="preserve">git status, git </w:t>
+      </w:r>
+      <w:proofErr w:type="gramStart"/>
+      <w:r>
+        <w:rPr>
+          <w:i/>
+          <w:iCs/>
+          <w:highlight w:val="lightGray"/>
+          <w:lang w:val="en-GB"/>
+        </w:rPr>
+        <w:t>add .</w:t>
+      </w:r>
+      <w:proofErr w:type="gramEnd"/>
+      <w:r>
+        <w:rPr>
+          <w:i/>
+          <w:iCs/>
+          <w:highlight w:val="lightGray"/>
+          <w:lang w:val="en-GB"/>
+        </w:rPr>
+        <w:t xml:space="preserve"> et git commit initial </w:t>
+      </w:r>
+      <w:proofErr w:type="spellStart"/>
+      <w:r>
+        <w:rPr>
+          <w:i/>
+          <w:iCs/>
+          <w:highlight w:val="lightGray"/>
+          <w:lang w:val="en-GB"/>
+        </w:rPr>
+        <w:t>effectués</w:t>
+      </w:r>
+      <w:proofErr w:type="spellEnd"/>
+    </w:p>
+    <w:p>
+      <w:pPr>
+        <w:pStyle w:val="ListParagraph"/>
+        <w:numPr>
+          <w:ilvl w:val="0"/>
+          <w:numId w:val="1"/>
+        </w:numPr>
+        <w:rPr>
+          <w:lang w:val="en-GB"/>
+        </w:rPr>
+      </w:pPr>
+      <w:proofErr w:type="spellStart"/>
+      <w:r>
+        <w:rPr>
+          <w:lang w:val="en-GB"/>
+        </w:rPr>
+        <w:t>Créer</w:t>
+      </w:r>
+      <w:proofErr w:type="spellEnd"/>
+      <w:r>
+        <w:rPr>
+          <w:lang w:val="en-GB"/>
+        </w:rPr>
+        <w:t xml:space="preserve"> un repository </w:t>
+      </w:r>
+      <w:proofErr w:type="spellStart"/>
+      <w:r>
+        <w:rPr>
+          <w:lang w:val="en-GB"/>
+        </w:rPr>
+        <w:t>github</w:t>
+      </w:r>
+      <w:proofErr w:type="spellEnd"/>
+      <w:r>
+        <w:rPr>
+          <w:lang w:val="en-GB"/>
+        </w:rPr>
+        <w:t xml:space="preserve"> et </w:t>
+      </w:r>
+      <w:proofErr w:type="spellStart"/>
+      <w:r>
+        <w:rPr>
+          <w:lang w:val="en-GB"/>
+        </w:rPr>
+        <w:t>lui</w:t>
+      </w:r>
+      <w:proofErr w:type="spellEnd"/>
+      <w:r>
+        <w:rPr>
+          <w:lang w:val="en-GB"/>
+        </w:rPr>
+        <w:t xml:space="preserve"> </w:t>
+      </w:r>
+      <w:proofErr w:type="spellStart"/>
+      <w:r>
+        <w:rPr>
+          <w:lang w:val="en-GB"/>
+        </w:rPr>
+        <w:t>pousser</w:t>
+      </w:r>
+      <w:proofErr w:type="spellEnd"/>
+      <w:r>
+        <w:rPr>
+          <w:lang w:val="en-GB"/>
+        </w:rPr>
+        <w:t xml:space="preserve"> le premier commit </w:t>
+      </w:r>
+      <w:r>
+        <w:rPr>
+          <w:lang w:val="en-GB"/>
+        </w:rPr>
+        <w:sym w:font="Wingdings" w:char="F0E0"/>
+      </w:r>
+      <w:r>
+        <w:rPr>
+          <w:lang w:val="en-GB"/>
+        </w:rPr>
+        <w:t xml:space="preserve"> OK</w:t>
+      </w:r>
+    </w:p>
+    <w:p>
+      <w:pPr>
+        <w:ind w:left="720"/>
+        <w:rPr>
+          <w:highlight w:val="lightGray"/>
+          <w:lang w:val="en-GB"/>
+        </w:rPr>
+      </w:pPr>
+      <w:r>
+        <w:rPr>
+          <w:highlight w:val="lightGray"/>
+          <w:lang w:val="en-GB"/>
+        </w:rPr>
+        <w:t xml:space="preserve">git remote add origin </w:t>
+      </w:r>
+      <w:proofErr w:type="spellStart"/>
+      <w:proofErr w:type="gramStart"/>
+      <w:r>
+        <w:rPr>
+          <w:highlight w:val="lightGray"/>
+          <w:lang w:val="en-GB"/>
+        </w:rPr>
+        <w:t>git@github.com:cugel-clever</w:t>
+      </w:r>
+      <w:proofErr w:type="spellEnd"/>
+      <w:r>
+        <w:rPr>
+          <w:highlight w:val="lightGray"/>
+          <w:lang w:val="en-GB"/>
+        </w:rPr>
+        <w:t>/exercice-2.git</w:t>
+      </w:r>
+      <w:proofErr w:type="gramEnd"/>
+    </w:p>
+    <w:p>
+      <w:pPr>
+        <w:ind w:left="720"/>
+        <w:rPr>
+          <w:lang w:val="en-GB"/>
+        </w:rPr>
+      </w:pPr>
+      <w:r>
+        <w:rPr>
+          <w:highlight w:val="lightGray"/>
+          <w:lang w:val="en-GB"/>
+        </w:rPr>
+        <w:t>git push -u origin main</w:t>
+      </w:r>
     </w:p>
     <w:p>
       <w:pPr>

--- a/Regex Exercice 2.docx
+++ b/Regex Exercice 2.docx
@@ -606,43 +606,15 @@
           <w:highlight w:val="lightGray"/>
           <w:lang w:val="en-GB"/>
         </w:rPr>
-        <w:t xml:space="preserve"># </w:t>
-      </w:r>
-      <w:r>
-        <w:rPr>
-          <w:highlight w:val="lightGray"/>
-          <w:lang w:val="en-GB"/>
-        </w:rPr>
-        <w:t xml:space="preserve">dossiers </w:t>
-      </w:r>
-      <w:proofErr w:type="spellStart"/>
-      <w:r>
-        <w:rPr>
-          <w:highlight w:val="lightGray"/>
-          <w:lang w:val="en-GB"/>
-        </w:rPr>
-        <w:t>d’e</w:t>
-      </w:r>
-      <w:r>
-        <w:rPr>
-          <w:highlight w:val="lightGray"/>
-          <w:lang w:val="en-GB"/>
-        </w:rPr>
-        <w:t>nviron</w:t>
-      </w:r>
-      <w:r>
-        <w:rPr>
-          <w:highlight w:val="lightGray"/>
-          <w:lang w:val="en-GB"/>
-        </w:rPr>
-        <w:t>ne</w:t>
-      </w:r>
-      <w:r>
-        <w:rPr>
-          <w:highlight w:val="lightGray"/>
-          <w:lang w:val="en-GB"/>
-        </w:rPr>
-        <w:t>ment</w:t>
+        <w:t xml:space="preserve"># dossiers </w:t>
+      </w:r>
+      <w:proofErr w:type="spellStart"/>
+      <w:r>
+        <w:rPr>
+          <w:highlight w:val="lightGray"/>
+          <w:lang w:val="en-GB"/>
+        </w:rPr>
+        <w:t>d’environnement</w:t>
       </w:r>
       <w:proofErr w:type="spellEnd"/>
     </w:p>
@@ -1303,6 +1275,229 @@
           <w:lang w:val="en-GB"/>
         </w:rPr>
       </w:pPr>
+      <w:r>
+        <w:rPr>
+          <w:lang w:val="en-GB"/>
+        </w:rPr>
+        <w:t>r"\b(?P&lt;ip_1&gt;:25[0-5]|2[0-4]\d|1\d{2}|[1-9]?\d)\.(?P&lt;ip_2&gt;:25[0-5]|2[0-4]\d|1\d{2}|[1-9]?\d)\.(?P&lt;ip_3&gt;:25[0-5]|2[0-4]\d|1\d{2}|[1-9]?\d)\.(?P&lt;ip_4&gt;:25[0-5]|2[0-4]\d|1\d{2}|[1-9]?\d)\b\s(?P&lt;identd&gt;\S+)\s(?P&lt;user&gt;\S+)"gmu</w:t>
+      </w:r>
+      <w:r>
+        <w:rPr>
+          <w:lang w:val="en-GB"/>
+        </w:rPr>
+        <w:t>”</w:t>
+      </w:r>
+    </w:p>
+    <w:p>
+      <w:pPr>
+        <w:rPr>
+          <w:lang w:val="en-GB"/>
+        </w:rPr>
+      </w:pPr>
+      <w:r>
+        <w:rPr>
+          <w:lang w:val="en-GB"/>
+        </w:rPr>
+        <w:t>r"\b(?P&lt;ip_1&gt;:25[0-5]|2[0-4]\d|1\d{2}|[1-9]?\d)\.(?P&lt;ip_2&gt;:25[0-5]|2[0-4]\d|1\d{2}|[1-9]?\d)\.(?P&lt;ip_3&gt;:25[0-5]|2[0-4]\d|1\d{2}|[1-9]?\d)\.(?P&lt;ip_4&gt;:25[0-5]|2[0-4]\d|1\d{2}|[1-9]?\d)\b\s(?P&lt;identd&gt;\S+)\s(?P&lt;user&gt;\S+)\s(?P&lt;raw_timestamp&gt;\[(.+?)\])"gmu</w:t>
+      </w:r>
+      <w:r>
+        <w:rPr>
+          <w:lang w:val="en-GB"/>
+        </w:rPr>
+        <w:t>”</w:t>
+      </w:r>
+    </w:p>
+    <w:p>
+      <w:pPr>
+        <w:rPr>
+          <w:lang w:val="en-GB"/>
+        </w:rPr>
+      </w:pPr>
+      <w:r>
+        <w:rPr>
+          <w:lang w:val="en-GB"/>
+        </w:rPr>
+        <w:t>r"\b(?P&lt;ip_1&gt;:25[0-5]|2[0-4]\d|1\d{2}|[1-9]?\d)\.(?P&lt;ip_2&gt;:25[0-5]|2[0-4]\d|1\d{2}|[1-9]?\d)\.(?P&lt;ip_3&gt;:25[0-5]|2[0-4]\d|1\d{2}|[1-9]?\d)\.(?P&lt;ip_4&gt;:25[0-5]|2[0-4]\d|1\d{2}|[1-9]?\d)\b\s(?P&lt;identd&gt;\S+)\s(?P&lt;user&gt;\S+)\s(?P&lt;raw_timestamp&gt;\[(.+?)\])\s\"(?P&lt;method&gt;\S+)"gmu</w:t>
+      </w:r>
+      <w:r>
+        <w:rPr>
+          <w:lang w:val="en-GB"/>
+        </w:rPr>
+        <w:t>”</w:t>
+      </w:r>
+    </w:p>
+    <w:p>
+      <w:pPr>
+        <w:rPr>
+          <w:lang w:val="en-GB"/>
+        </w:rPr>
+      </w:pPr>
+      <w:r>
+        <w:rPr>
+          <w:lang w:val="en-GB"/>
+        </w:rPr>
+        <w:t>r"\b(?P&lt;ip_1&gt;:25[0-5]|2[0-4]\d|1\d{2}|[1-9]?\d)\.(?P&lt;ip_2&gt;:25[0-5]|2[0-4]\d|1\d{2}|[1-9]?\d)\.(?P&lt;ip_3&gt;:25[0-5]|2[0-4]\d|1\d{2}|[1-9]?\d)\.(?P&lt;ip_4&gt;:25[0-5]|2[0-4]\d|1\d{2}|[1-9]?\d)\b\s(?P&lt;identd&gt;\S+)\s(?P&lt;user&gt;\S+)\s\[(?P&lt;raw_timestamp&gt;.+?)\]\s\"(?P&lt;method&gt;\S+)"gmu</w:t>
+      </w:r>
+      <w:r>
+        <w:rPr>
+          <w:lang w:val="en-GB"/>
+        </w:rPr>
+        <w:t>”</w:t>
+      </w:r>
+    </w:p>
+    <w:p>
+      <w:pPr>
+        <w:rPr>
+          <w:lang w:val="en-GB"/>
+        </w:rPr>
+      </w:pPr>
+      <w:r>
+        <w:rPr>
+          <w:lang w:val="en-GB"/>
+        </w:rPr>
+        <w:t>r"\b(?P&lt;ip_1&gt;:25[0-5]|2[0-4]\d|1\d{2}|[1-9]?\d)\.(?P&lt;ip_2&gt;:25[0-5]|2[0-4]\d|1\d{2}|[1-9]?\d)\.(?P&lt;ip_3&gt;:25[0-5]|2[0-4]\d|1\d{2}|[1-9]?\d)\.(?P&lt;ip_4&gt;:25[0-5]|2[0-4]\d|1\d{2}|[1-9]?\d)\b\s(?P&lt;identd&gt;\S+)\s(?P&lt;user&gt;\S+)\s\[(?P&lt;raw_timestamp&gt;.+?)\]\s\"(?P&lt;method&gt;\S+)\s(?P&lt;URL&gt;\S+)"gmu</w:t>
+      </w:r>
+      <w:r>
+        <w:rPr>
+          <w:lang w:val="en-GB"/>
+        </w:rPr>
+        <w:t>”</w:t>
+      </w:r>
+    </w:p>
+    <w:p>
+      <w:pPr>
+        <w:rPr>
+          <w:lang w:val="en-GB"/>
+        </w:rPr>
+      </w:pPr>
+      <w:r>
+        <w:rPr>
+          <w:lang w:val="en-GB"/>
+        </w:rPr>
+        <w:t>r"\b(?P&lt;ip_1&gt;:25[0-5]|2[0-4]\d|1\d{2}|[1-9]?\d)\.(?P&lt;ip_2&gt;:25[0-5]|2[0-4]\d|1\d{2}|[1-9]?\d)\.(?P&lt;ip_3&gt;:25[0-5]|2[0-4]\d|1\d{2}|[1-9]?\d)\.(?P&lt;ip_4&gt;:25[0-5]|2[0-4]\d|1\d{2}|[1-9]?\d)\b\s(?P&lt;identd&gt;\S+)\s(?P&lt;user&gt;\S+)\s\[(?P&lt;raw_timestamp&gt;.+?)\]\s\"(?P&lt;method&gt;\S+)\s(?P&lt;URL&gt;\S+)\s(?P&lt;protocol&gt;\S+\")"gmu</w:t>
+      </w:r>
+      <w:r>
+        <w:rPr>
+          <w:lang w:val="en-GB"/>
+        </w:rPr>
+        <w:t>”</w:t>
+      </w:r>
+    </w:p>
+    <w:p>
+      <w:pPr>
+        <w:rPr>
+          <w:lang w:val="en-GB"/>
+        </w:rPr>
+      </w:pPr>
+    </w:p>
+    <w:p>
+      <w:pPr>
+        <w:rPr>
+          <w:lang w:val="en-GB"/>
+        </w:rPr>
+      </w:pPr>
+      <w:r>
+        <w:rPr>
+          <w:lang w:val="en-GB"/>
+        </w:rPr>
+        <w:t>r"\b(?P&lt;ip_1&gt;:25[0-5]|2[0-4]\d|1\d{2}|[1-9]?\d)\.(?P&lt;ip_2&gt;:25[0-5]|2[0-4]\d|1\d{2}|[1-9]?\d)\.(?P&lt;ip_3&gt;:25[0-5]|2[0-4]\d|1\d{2}|[1-9]?\d)\.(?P&lt;ip_4&gt;:25[0-5]|2[0-4]\d|1\d{2}|[1-</w:t>
+      </w:r>
+      <w:r>
+        <w:rPr>
+          <w:lang w:val="en-GB"/>
+        </w:rPr>
+        <w:lastRenderedPageBreak/>
+        <w:t>9]?\d)\b\s(?P&lt;identd&gt;\S+)\s(?P&lt;user&gt;\S+)\s\[(?P&lt;raw_timestamp&gt;.+?)\]\s\"(?P&lt;method&gt;\S+)\s(?P&lt;URL&gt;\S+)\s(?P&lt;protocol&gt;[^\"\s]+)"gmu</w:t>
+      </w:r>
+      <w:r>
+        <w:rPr>
+          <w:lang w:val="en-GB"/>
+        </w:rPr>
+        <w:t>”</w:t>
+      </w:r>
+    </w:p>
+    <w:p>
+      <w:pPr>
+        <w:rPr>
+          <w:lang w:val="en-GB"/>
+        </w:rPr>
+      </w:pPr>
+    </w:p>
+    <w:p>
+      <w:pPr>
+        <w:rPr>
+          <w:lang w:val="en-GB"/>
+        </w:rPr>
+      </w:pPr>
+      <w:r>
+        <w:rPr>
+          <w:lang w:val="en-GB"/>
+        </w:rPr>
+        <w:t>r"\b(?P&lt;ip_1&gt;:25[0-5]|2[0-4]\d|1\d{2}|[1-9]?\d)\.(?P&lt;ip_2&gt;:25[0-5]|2[0-4]\d|1\d{2}|[1-9]?\d)\.(?P&lt;ip_3&gt;:25[0-5]|2[0-4]\d|1\d{2}|[1-9]?\d)\.(?P&lt;ip_4&gt;:25[0-5]|2[0-4]\d|1\d{2}|[1-9]?\d)\b\s(?P&lt;identd&gt;\S+)\s(?P&lt;user&gt;\S+)\s\[(?P&lt;raw_timestamp&gt;.+?)\]\s\"(?P&lt;method&gt;\S+)\s(?P&lt;URL&gt;\S+)\s(?P&lt;protocol&gt;[^\"\s]+)\"\s(?P&lt;status_code&gt;\d{3})"gmu</w:t>
+      </w:r>
+      <w:r>
+        <w:rPr>
+          <w:lang w:val="en-GB"/>
+        </w:rPr>
+        <w:t>”</w:t>
+      </w:r>
+    </w:p>
+    <w:p>
+      <w:pPr>
+        <w:rPr>
+          <w:lang w:val="en-GB"/>
+        </w:rPr>
+      </w:pPr>
+      <w:r>
+        <w:rPr>
+          <w:lang w:val="en-GB"/>
+        </w:rPr>
+        <w:t>r"\b(?P&lt;ip_1&gt;:25[0-5]|2[0-4]\d|1\d{2}|[1-9]?\d)\.(?P&lt;ip_2&gt;:25[0-5]|2[0-4]\d|1\d{2}|[1-9]?\d)\.(?P&lt;ip_3&gt;:25[0-5]|2[0-4]\d|1\d{2}|[1-9]?\d)\.(?P&lt;ip_4&gt;:25[0-5]|2[0-4]\d|1\d{2}|[1-9]?\d)\b\s(?P&lt;identd&gt;\S+)\s(?P&lt;user&gt;\S+)\s\[(?P&lt;raw_timestamp&gt;.+?)\]\s\"(?P&lt;method&gt;\S+)\s(?P&lt;URL&gt;\S+)\s(?P&lt;protocol&gt;[^\"\s]+)\"\s(?P&lt;status_code&gt;\d{3})\s(?P&lt;size&gt;\d+|-)"gmu</w:t>
+      </w:r>
+      <w:r>
+        <w:rPr>
+          <w:lang w:val="en-GB"/>
+        </w:rPr>
+        <w:t>”</w:t>
+      </w:r>
+    </w:p>
+    <w:p>
+      <w:pPr>
+        <w:rPr>
+          <w:lang w:val="en-GB"/>
+        </w:rPr>
+      </w:pPr>
+      <w:r>
+        <w:rPr>
+          <w:lang w:val="en-GB"/>
+        </w:rPr>
+        <w:t>r"\b(?P&lt;ip_1&gt;:25[0-5]|2[0-4]\d|1\d{2}|[1-9]?\d)\.(?P&lt;ip_2&gt;:25[0-5]|2[0-4]\d|1\d{2}|[1-9]?\d)\.(?P&lt;ip_3&gt;:25[0-5]|2[0-4]\d|1\d{2}|[1-9]?\d)\.(?P&lt;ip_4&gt;:25[0-5]|2[0-4]\d|1\d{2}|[1-9]?\d)\b\s(?P&lt;identd&gt;\S+)\s(?P&lt;user&gt;\S+)\s\[(?P&lt;raw_timestamp&gt;.+?)\]\s\"(?P&lt;method&gt;\S+)\s(?P&lt;URL&gt;\S+)\s(?P&lt;protocol&gt;[^\"\s]+)\"\s(?P&lt;status_code&gt;\d{3})\s(?P&lt;size&gt;\d+|-)\s\"(?P&lt;referrer&gt;[^\"\s]+)\"\s"gmu</w:t>
+      </w:r>
+      <w:r>
+        <w:rPr>
+          <w:lang w:val="en-GB"/>
+        </w:rPr>
+        <w:t>”</w:t>
+      </w:r>
+    </w:p>
+    <w:p>
+      <w:pPr>
+        <w:rPr>
+          <w:lang w:val="en-GB"/>
+        </w:rPr>
+      </w:pPr>
+      <w:r>
+        <w:rPr>
+          <w:lang w:val="en-GB"/>
+        </w:rPr>
+        <w:t>r"\b(?P&lt;ip_1&gt;:25[0-5]|2[0-4]\d|1\d{2}|[1-9]?\d)\.(?P&lt;ip_2&gt;:25[0-5]|2[0-4]\d|1\d{2}|[1-9]?\d)\.(?P&lt;ip_3&gt;:25[0-5]|2[0-4]\d|1\d{2}|[1-9]?\d)\.(?P&lt;ip_4&gt;:25[0-5]|2[0-4]\d|1\d{2}|[1-9]?\d)\b\s(?P&lt;identd&gt;\S+)\s(?P&lt;user&gt;\S+)\s\[(?P&lt;raw_timestamp&gt;.+?)\]\s\"(?P&lt;method&gt;\S+)\s(?P&lt;URL&gt;\S+)\s(?P&lt;protocol&gt;[^\"\s]+)\"\s(?P&lt;status_code&gt;\d{3})\s(?P&lt;size&gt;\d+|-)\s\"(?P&lt;referrer&gt;[^\"\s]+)\"\s\"(?P&lt;user_agent&gt;[^\"\s]+)"gmu</w:t>
+      </w:r>
+      <w:r>
+        <w:rPr>
+          <w:lang w:val="en-GB"/>
+        </w:rPr>
+        <w:t>”</w:t>
+      </w:r>
     </w:p>
     <w:p>
       <w:pPr>
@@ -1427,6 +1622,7 @@
         <w:rPr>
           <w:lang w:val="en-GB"/>
         </w:rPr>
+        <w:lastRenderedPageBreak/>
         <w:t># Replace the groups inside the parentheses () to match your log structure</w:t>
       </w:r>
     </w:p>
@@ -2096,6 +2292,7 @@
         <w:rPr>
           <w:lang w:val="en-GB"/>
         </w:rPr>
+        <w:lastRenderedPageBreak/>
         <w:t xml:space="preserve">        ) </w:t>
       </w:r>
       <w:proofErr w:type="gramStart"/>
@@ -3167,6 +3364,7 @@
   <w:style w:type="character" w:default="1" w:styleId="DefaultParagraphFont">
     <w:name w:val="Default Paragraph Font"/>
     <w:uiPriority w:val="1"/>
+    <w:semiHidden/>
     <w:unhideWhenUsed/>
   </w:style>
   <w:style w:type="table" w:default="1" w:styleId="TableNormal">
